--- a/public/fix.docx
+++ b/public/fix.docx
@@ -312,6 +312,17 @@
                 <w:rFonts w:ascii="標楷體" w:eastAsia="標楷體" w:hAnsi="標楷體"/>
               </w:rPr>
             </w:pPr>
+            <w:r>
+              <w:t>{</w:t>
+            </w:r>
+            <w:proofErr w:type="spellStart"/>
+            <w:r>
+              <w:t>maintenanceDate</w:t>
+            </w:r>
+            <w:proofErr w:type="spellEnd"/>
+            <w:r>
+              <w:t>}</w:t>
+            </w:r>
           </w:p>
         </w:tc>
         <w:tc>
@@ -634,7 +645,7 @@
           <w:p>
             <w:pPr>
               <w:rPr>
-                <w:rFonts w:ascii="標楷體" w:eastAsia="標楷體" w:hAnsi="標楷體"/>
+                <w:rFonts w:hint="eastAsia"/>
               </w:rPr>
             </w:pPr>
             <w:r>
@@ -648,6 +659,18 @@
             <w:r>
               <w:t>}</w:t>
             </w:r>
+          </w:p>
+          <w:p>
+            <w:pPr>
+              <w:rPr>
+                <w:rFonts w:ascii="標楷體" w:eastAsia="標楷體" w:hAnsi="標楷體"/>
+              </w:rPr>
+            </w:pPr>
+            <w:r>
+              <w:t>{feedbackLog}</w:t>
+            </w:r>
+            <w:bookmarkStart w:id="0" w:name="_GoBack"/>
+            <w:bookmarkEnd w:id="0"/>
           </w:p>
         </w:tc>
       </w:tr>
@@ -1201,6 +1224,17 @@
                 <w:rFonts w:ascii="標楷體" w:eastAsia="標楷體" w:hAnsi="標楷體"/>
               </w:rPr>
             </w:pPr>
+            <w:r>
+              <w:t>{</w:t>
+            </w:r>
+            <w:proofErr w:type="spellStart"/>
+            <w:r>
+              <w:t>maintenanceDate</w:t>
+            </w:r>
+            <w:proofErr w:type="spellEnd"/>
+            <w:r>
+              <w:t>}</w:t>
+            </w:r>
           </w:p>
         </w:tc>
         <w:tc>
@@ -1240,8 +1274,6 @@
             <w:r>
               <w:t>{repairStaff}</w:t>
             </w:r>
-            <w:bookmarkStart w:id="0" w:name="_GoBack"/>
-            <w:bookmarkEnd w:id="0"/>
           </w:p>
         </w:tc>
         <w:tc>
@@ -1418,6 +1450,17 @@
                 <w:rFonts w:ascii="標楷體" w:eastAsia="標楷體" w:hAnsi="標楷體"/>
               </w:rPr>
             </w:pPr>
+            <w:r>
+              <w:t>{</w:t>
+            </w:r>
+            <w:proofErr w:type="spellStart"/>
+            <w:r>
+              <w:t>completedDate</w:t>
+            </w:r>
+            <w:proofErr w:type="spellEnd"/>
+            <w:r>
+              <w:t>}</w:t>
+            </w:r>
           </w:p>
         </w:tc>
         <w:tc>
